--- a/characters_teaching/king.docx
+++ b/characters_teaching/king.docx
@@ -115,7 +115,7 @@
           <w:bCs/>
         </w:rPr>
         <w:pict w14:anchorId="55897306">
-          <v:rect id="_x0000_i1079" style="width:0;height:1.5pt" o:hralign="center" o:hrstd="t" o:hrnoshade="t" o:hr="t" fillcolor="gray" stroked="f"/>
+          <v:rect id="_x0000_i1025" style="width:0;height:1.5pt" o:hralign="center" o:hrstd="t" o:hrnoshade="t" o:hr="t" fillcolor="gray" stroked="f"/>
         </w:pict>
       </w:r>
     </w:p>
@@ -239,7 +239,7 @@
           <w:bCs/>
         </w:rPr>
         <w:pict w14:anchorId="150E7EB4">
-          <v:rect id="_x0000_i1080" style="width:0;height:1.5pt" o:hralign="center" o:hrstd="t" o:hrnoshade="t" o:hr="t" fillcolor="gray" stroked="f"/>
+          <v:rect id="_x0000_i1026" style="width:0;height:1.5pt" o:hralign="center" o:hrstd="t" o:hrnoshade="t" o:hr="t" fillcolor="gray" stroked="f"/>
         </w:pict>
       </w:r>
     </w:p>
@@ -364,7 +364,7 @@
           <w:bCs/>
         </w:rPr>
         <w:pict w14:anchorId="681F8AD7">
-          <v:rect id="_x0000_i1081" style="width:0;height:1.5pt" o:hralign="center" o:hrstd="t" o:hrnoshade="t" o:hr="t" fillcolor="gray" stroked="f"/>
+          <v:rect id="_x0000_i1027" style="width:0;height:1.5pt" o:hralign="center" o:hrstd="t" o:hrnoshade="t" o:hr="t" fillcolor="gray" stroked="f"/>
         </w:pict>
       </w:r>
     </w:p>
@@ -457,6 +457,872 @@
           <w:bCs/>
         </w:rPr>
         <w:t>Shall I prepare the Royal Dialogue for the very first step of your training, or are you still trembling at the gates?</w:t>
+      </w:r>
+    </w:p>
+    <w:p>
+      <w:pPr>
+        <w:rPr>
+          <w:b/>
+          <w:bCs/>
+        </w:rPr>
+      </w:pPr>
+    </w:p>
+    <w:p>
+      <w:pPr>
+        <w:numPr>
+          <w:ilvl w:val="0"/>
+          <w:numId w:val="4"/>
+        </w:numPr>
+        <w:tabs>
+          <w:tab w:val="num" w:pos="360"/>
+        </w:tabs>
+        <w:rPr>
+          <w:b/>
+          <w:bCs/>
+        </w:rPr>
+      </w:pPr>
+      <w:r>
+        <w:rPr>
+          <w:b/>
+          <w:bCs/>
+        </w:rPr>
+        <w:t>Reference from your Royal Manual</w:t>
+      </w:r>
+    </w:p>
+    <w:p>
+      <w:pPr>
+        <w:numPr>
+          <w:ilvl w:val="0"/>
+          <w:numId w:val="4"/>
+        </w:numPr>
+        <w:tabs>
+          <w:tab w:val="num" w:pos="360"/>
+        </w:tabs>
+        <w:rPr>
+          <w:b/>
+          <w:bCs/>
+        </w:rPr>
+      </w:pPr>
+      <w:r>
+        <w:rPr>
+          <w:b/>
+          <w:bCs/>
+        </w:rPr>
+        <w:t xml:space="preserve">“The Shadow Echo: Do not just listen silently; repeat phrases immediately after hearing a native source to synchronize your 'royal' rhythm with the true tongue.” </w:t>
+      </w:r>
+      <w:r>
+        <w:rPr>
+          <w:b/>
+          <w:bCs/>
+        </w:rPr>
+        <w:br/>
+        <w:t>“Vocal Thunder Control: Project your voice from the chest to build the physical confidence necessary for clear pronunciation; a King is never quiet!”</w:t>
+      </w:r>
+    </w:p>
+    <w:p>
+      <w:pPr>
+        <w:rPr>
+          <w:b/>
+          <w:bCs/>
+        </w:rPr>
+      </w:pPr>
+      <w:r>
+        <w:rPr>
+          <w:b/>
+          <w:bCs/>
+        </w:rPr>
+        <w:pict w14:anchorId="647EDDF5">
+          <v:rect id="_x0000_i1040" style="width:0;height:1.5pt" o:hralign="center" o:hrstd="t" o:hr="t" fillcolor="#a0a0a0" stroked="f"/>
+        </w:pict>
+      </w:r>
+    </w:p>
+    <w:p>
+      <w:pPr>
+        <w:numPr>
+          <w:ilvl w:val="0"/>
+          <w:numId w:val="4"/>
+        </w:numPr>
+        <w:tabs>
+          <w:tab w:val="num" w:pos="360"/>
+        </w:tabs>
+        <w:rPr>
+          <w:b/>
+          <w:bCs/>
+        </w:rPr>
+      </w:pPr>
+      <w:r>
+        <w:rPr>
+          <w:b/>
+          <w:bCs/>
+        </w:rPr>
+        <w:t>15 Dialogue Ideas between the King and a Student</w:t>
+      </w:r>
+    </w:p>
+    <w:p>
+      <w:pPr>
+        <w:numPr>
+          <w:ilvl w:val="0"/>
+          <w:numId w:val="4"/>
+        </w:numPr>
+        <w:tabs>
+          <w:tab w:val="num" w:pos="360"/>
+        </w:tabs>
+        <w:rPr>
+          <w:b/>
+          <w:bCs/>
+        </w:rPr>
+      </w:pPr>
+      <w:r>
+        <w:rPr>
+          <w:b/>
+          <w:bCs/>
+        </w:rPr>
+        <w:lastRenderedPageBreak/>
+        <w:t>Each item is a short, A1</w:t>
+      </w:r>
+      <w:r>
+        <w:rPr>
+          <w:b/>
+          <w:bCs/>
+        </w:rPr>
+        <w:noBreakHyphen/>
+        <w:t>level dialogue idea you can turn into chat prompts, audio lines, or role</w:t>
+      </w:r>
+      <w:r>
+        <w:rPr>
+          <w:b/>
+          <w:bCs/>
+        </w:rPr>
+        <w:noBreakHyphen/>
+        <w:t xml:space="preserve">play cards. The King speaks loud, dramatic, and playful; the </w:t>
+      </w:r>
+      <w:proofErr w:type="gramStart"/>
+      <w:r>
+        <w:rPr>
+          <w:b/>
+          <w:bCs/>
+        </w:rPr>
+        <w:t>Student</w:t>
+      </w:r>
+      <w:proofErr w:type="gramEnd"/>
+      <w:r>
+        <w:rPr>
+          <w:b/>
+          <w:bCs/>
+        </w:rPr>
+        <w:t xml:space="preserve"> keeps language simple. Use these to practice introductions, greetings, names, jobs, countries, hobbies, spelling, repetition, and short polite phrases.</w:t>
+      </w:r>
+    </w:p>
+    <w:p>
+      <w:pPr>
+        <w:rPr>
+          <w:b/>
+          <w:bCs/>
+        </w:rPr>
+      </w:pPr>
+    </w:p>
+    <w:p>
+      <w:pPr>
+        <w:numPr>
+          <w:ilvl w:val="0"/>
+          <w:numId w:val="13"/>
+        </w:numPr>
+        <w:rPr>
+          <w:b/>
+          <w:bCs/>
+        </w:rPr>
+      </w:pPr>
+      <w:r>
+        <w:rPr>
+          <w:b/>
+          <w:bCs/>
+        </w:rPr>
+        <w:t xml:space="preserve">Royal Greeting Drill </w:t>
+      </w:r>
+      <w:r>
+        <w:rPr>
+          <w:b/>
+          <w:bCs/>
+        </w:rPr>
+        <w:br/>
+        <w:t>King: Hear the roar, subject. Say your name like a trumpet.</w:t>
+      </w:r>
+      <w:r>
+        <w:rPr>
+          <w:b/>
+          <w:bCs/>
+        </w:rPr>
+        <w:br/>
+        <w:t>Student: Hello, I’m Ana.</w:t>
+      </w:r>
+      <w:r>
+        <w:rPr>
+          <w:b/>
+          <w:bCs/>
+        </w:rPr>
+        <w:br/>
+        <w:t xml:space="preserve">King: Louder, Ana. I </w:t>
+      </w:r>
+      <w:proofErr w:type="gramStart"/>
+      <w:r>
+        <w:rPr>
+          <w:b/>
+          <w:bCs/>
+        </w:rPr>
+        <w:t>hear</w:t>
+      </w:r>
+      <w:proofErr w:type="gramEnd"/>
+      <w:r>
+        <w:rPr>
+          <w:b/>
+          <w:bCs/>
+        </w:rPr>
+        <w:t xml:space="preserve"> you now.</w:t>
+      </w:r>
+    </w:p>
+    <w:p>
+      <w:pPr>
+        <w:numPr>
+          <w:ilvl w:val="0"/>
+          <w:numId w:val="13"/>
+        </w:numPr>
+        <w:rPr>
+          <w:b/>
+          <w:bCs/>
+        </w:rPr>
+      </w:pPr>
+      <w:r>
+        <w:rPr>
+          <w:b/>
+          <w:bCs/>
+        </w:rPr>
+        <w:t xml:space="preserve">Name and Country Sprint </w:t>
+      </w:r>
+      <w:r>
+        <w:rPr>
+          <w:b/>
+          <w:bCs/>
+        </w:rPr>
+        <w:br/>
+        <w:t>Student: My name is João.</w:t>
+      </w:r>
+      <w:r>
+        <w:rPr>
+          <w:b/>
+          <w:bCs/>
+        </w:rPr>
+        <w:br/>
+        <w:t>King: João of São Paulo, declare your land.</w:t>
+      </w:r>
+      <w:r>
+        <w:rPr>
+          <w:b/>
+          <w:bCs/>
+        </w:rPr>
+        <w:br/>
+        <w:t>Student: I am from Brazil.</w:t>
+      </w:r>
+    </w:p>
+    <w:p>
+      <w:pPr>
+        <w:numPr>
+          <w:ilvl w:val="0"/>
+          <w:numId w:val="13"/>
+        </w:numPr>
+        <w:rPr>
+          <w:b/>
+          <w:bCs/>
+        </w:rPr>
+      </w:pPr>
+      <w:r>
+        <w:rPr>
+          <w:b/>
+          <w:bCs/>
+        </w:rPr>
+        <w:t xml:space="preserve">Job Announcement </w:t>
+      </w:r>
+      <w:r>
+        <w:rPr>
+          <w:b/>
+          <w:bCs/>
+        </w:rPr>
+        <w:br/>
+        <w:t>King: Announce your title to the court.</w:t>
+      </w:r>
+      <w:r>
+        <w:rPr>
+          <w:b/>
+          <w:bCs/>
+        </w:rPr>
+        <w:br/>
+        <w:t>Student: I am a student.</w:t>
+      </w:r>
+      <w:r>
+        <w:rPr>
+          <w:b/>
+          <w:bCs/>
+        </w:rPr>
+        <w:br/>
+        <w:t>King: A noble student, excellent.</w:t>
+      </w:r>
+    </w:p>
+    <w:p>
+      <w:pPr>
+        <w:numPr>
+          <w:ilvl w:val="0"/>
+          <w:numId w:val="13"/>
+        </w:numPr>
+        <w:rPr>
+          <w:b/>
+          <w:bCs/>
+        </w:rPr>
+      </w:pPr>
+      <w:r>
+        <w:rPr>
+          <w:b/>
+          <w:bCs/>
+        </w:rPr>
+        <w:t xml:space="preserve">Age and Number Practice </w:t>
+      </w:r>
+      <w:r>
+        <w:rPr>
+          <w:b/>
+          <w:bCs/>
+        </w:rPr>
+        <w:br/>
+        <w:t>Student: I am 18 years old.</w:t>
+      </w:r>
+      <w:r>
+        <w:rPr>
+          <w:b/>
+          <w:bCs/>
+        </w:rPr>
+        <w:br/>
+        <w:t>King: Strong numbers, well said.</w:t>
+      </w:r>
+    </w:p>
+    <w:p>
+      <w:pPr>
+        <w:numPr>
+          <w:ilvl w:val="0"/>
+          <w:numId w:val="13"/>
+        </w:numPr>
+        <w:rPr>
+          <w:b/>
+          <w:bCs/>
+        </w:rPr>
+      </w:pPr>
+      <w:r>
+        <w:rPr>
+          <w:b/>
+          <w:bCs/>
+        </w:rPr>
+        <w:t xml:space="preserve">Hobby Shoutout </w:t>
+      </w:r>
+      <w:r>
+        <w:rPr>
+          <w:b/>
+          <w:bCs/>
+        </w:rPr>
+        <w:br/>
+        <w:t>King: What do you do for joy, subject.</w:t>
+      </w:r>
+      <w:r>
+        <w:rPr>
+          <w:b/>
+          <w:bCs/>
+        </w:rPr>
+        <w:br/>
+        <w:t>Student: I like football.</w:t>
+      </w:r>
+      <w:r>
+        <w:rPr>
+          <w:b/>
+          <w:bCs/>
+        </w:rPr>
+        <w:br/>
+        <w:t>King: Football, splendid. Kick with words.</w:t>
+      </w:r>
+    </w:p>
+    <w:p>
+      <w:pPr>
+        <w:numPr>
+          <w:ilvl w:val="0"/>
+          <w:numId w:val="13"/>
+        </w:numPr>
+        <w:rPr>
+          <w:b/>
+          <w:bCs/>
+        </w:rPr>
+      </w:pPr>
+      <w:r>
+        <w:rPr>
+          <w:b/>
+          <w:bCs/>
+        </w:rPr>
+        <w:t xml:space="preserve">Introduce a Friend </w:t>
+      </w:r>
+      <w:r>
+        <w:rPr>
+          <w:b/>
+          <w:bCs/>
+        </w:rPr>
+        <w:br/>
+        <w:t>Student: This is my friend, Maria.</w:t>
+      </w:r>
+      <w:r>
+        <w:rPr>
+          <w:b/>
+          <w:bCs/>
+        </w:rPr>
+        <w:br/>
+        <w:t>King: Maria, meet the King. Maria, say hello.</w:t>
+      </w:r>
+      <w:r>
+        <w:rPr>
+          <w:b/>
+          <w:bCs/>
+        </w:rPr>
+        <w:br/>
+        <w:t>Friend: Hello, King.</w:t>
+      </w:r>
+    </w:p>
+    <w:p>
+      <w:pPr>
+        <w:numPr>
+          <w:ilvl w:val="0"/>
+          <w:numId w:val="13"/>
+        </w:numPr>
+        <w:rPr>
+          <w:b/>
+          <w:bCs/>
+        </w:rPr>
+      </w:pPr>
+      <w:r>
+        <w:rPr>
+          <w:b/>
+          <w:bCs/>
+        </w:rPr>
+        <w:lastRenderedPageBreak/>
+        <w:t xml:space="preserve">Polite Small Talk </w:t>
+      </w:r>
+      <w:r>
+        <w:rPr>
+          <w:b/>
+          <w:bCs/>
+        </w:rPr>
+        <w:br/>
+        <w:t>King: Say the polite line to a stranger.</w:t>
+      </w:r>
+      <w:r>
+        <w:rPr>
+          <w:b/>
+          <w:bCs/>
+        </w:rPr>
+        <w:br/>
+        <w:t>Student: Nice to meet you.</w:t>
+      </w:r>
+      <w:r>
+        <w:rPr>
+          <w:b/>
+          <w:bCs/>
+        </w:rPr>
+        <w:br/>
+        <w:t>King: Nice to meet you, too. Bow with words.</w:t>
+      </w:r>
+    </w:p>
+    <w:p>
+      <w:pPr>
+        <w:numPr>
+          <w:ilvl w:val="0"/>
+          <w:numId w:val="13"/>
+        </w:numPr>
+        <w:rPr>
+          <w:b/>
+          <w:bCs/>
+        </w:rPr>
+      </w:pPr>
+      <w:r>
+        <w:rPr>
+          <w:b/>
+          <w:bCs/>
+        </w:rPr>
+        <w:t xml:space="preserve">Repeat After the Monarch </w:t>
+      </w:r>
+      <w:r>
+        <w:rPr>
+          <w:b/>
+          <w:bCs/>
+        </w:rPr>
+        <w:br/>
+        <w:t>King: Repeat after me: Hello, my name is Carlos.</w:t>
+      </w:r>
+      <w:r>
+        <w:rPr>
+          <w:b/>
+          <w:bCs/>
+        </w:rPr>
+        <w:br/>
+        <w:t>Student: Hello, my name is Carlos.</w:t>
+      </w:r>
+      <w:r>
+        <w:rPr>
+          <w:b/>
+          <w:bCs/>
+        </w:rPr>
+        <w:br/>
+        <w:t>King: Again, with thunder.</w:t>
+      </w:r>
+    </w:p>
+    <w:p>
+      <w:pPr>
+        <w:numPr>
+          <w:ilvl w:val="0"/>
+          <w:numId w:val="13"/>
+        </w:numPr>
+        <w:rPr>
+          <w:b/>
+          <w:bCs/>
+        </w:rPr>
+      </w:pPr>
+      <w:r>
+        <w:rPr>
+          <w:b/>
+          <w:bCs/>
+        </w:rPr>
+        <w:t xml:space="preserve">Spell Your Name </w:t>
+      </w:r>
+      <w:r>
+        <w:rPr>
+          <w:b/>
+          <w:bCs/>
+        </w:rPr>
+        <w:br/>
+        <w:t>Student: Can you spell your name, please.</w:t>
+      </w:r>
+      <w:r>
+        <w:rPr>
+          <w:b/>
+          <w:bCs/>
+        </w:rPr>
+        <w:br/>
+        <w:t>King: I spell it C-A-R-L-O-S.</w:t>
+      </w:r>
+      <w:r>
+        <w:rPr>
+          <w:b/>
+          <w:bCs/>
+        </w:rPr>
+        <w:br/>
+        <w:t>Student: C-A-R-L-O-S, thank you.</w:t>
+      </w:r>
+    </w:p>
+    <w:p>
+      <w:pPr>
+        <w:numPr>
+          <w:ilvl w:val="0"/>
+          <w:numId w:val="13"/>
+        </w:numPr>
+        <w:rPr>
+          <w:b/>
+          <w:bCs/>
+        </w:rPr>
+      </w:pPr>
+      <w:r>
+        <w:rPr>
+          <w:b/>
+          <w:bCs/>
+        </w:rPr>
+        <w:t xml:space="preserve">Ask and Answer Fast </w:t>
+      </w:r>
+      <w:r>
+        <w:rPr>
+          <w:b/>
+          <w:bCs/>
+        </w:rPr>
+        <w:br/>
+        <w:t>King: Quick: What is your name.</w:t>
+      </w:r>
+      <w:r>
+        <w:rPr>
+          <w:b/>
+          <w:bCs/>
+        </w:rPr>
+        <w:br/>
+        <w:t>Student: My name is Lúcia.</w:t>
+      </w:r>
+      <w:r>
+        <w:rPr>
+          <w:b/>
+          <w:bCs/>
+        </w:rPr>
+        <w:br/>
+        <w:t>King: Quick and clear, bravo.</w:t>
+      </w:r>
+    </w:p>
+    <w:p>
+      <w:pPr>
+        <w:numPr>
+          <w:ilvl w:val="0"/>
+          <w:numId w:val="13"/>
+        </w:numPr>
+        <w:rPr>
+          <w:b/>
+          <w:bCs/>
+        </w:rPr>
+      </w:pPr>
+      <w:r>
+        <w:rPr>
+          <w:b/>
+          <w:bCs/>
+        </w:rPr>
+        <w:t xml:space="preserve">Introduce Yourself at Work </w:t>
+      </w:r>
+      <w:r>
+        <w:rPr>
+          <w:b/>
+          <w:bCs/>
+        </w:rPr>
+        <w:br/>
+        <w:t>Student: Hello, I work in a shop.</w:t>
+      </w:r>
+      <w:r>
+        <w:rPr>
+          <w:b/>
+          <w:bCs/>
+        </w:rPr>
+        <w:br/>
+        <w:t>King: Say it proud: I work in a shop.</w:t>
+      </w:r>
+      <w:r>
+        <w:rPr>
+          <w:b/>
+          <w:bCs/>
+        </w:rPr>
+        <w:br/>
+        <w:t xml:space="preserve">Student: </w:t>
+      </w:r>
+      <w:proofErr w:type="gramStart"/>
+      <w:r>
+        <w:rPr>
+          <w:b/>
+          <w:bCs/>
+        </w:rPr>
+        <w:t>I work</w:t>
+      </w:r>
+      <w:proofErr w:type="gramEnd"/>
+      <w:r>
+        <w:rPr>
+          <w:b/>
+          <w:bCs/>
+        </w:rPr>
+        <w:t xml:space="preserve"> in a shop.</w:t>
+      </w:r>
+    </w:p>
+    <w:p>
+      <w:pPr>
+        <w:numPr>
+          <w:ilvl w:val="0"/>
+          <w:numId w:val="13"/>
+        </w:numPr>
+        <w:rPr>
+          <w:b/>
+          <w:bCs/>
+        </w:rPr>
+      </w:pPr>
+      <w:r>
+        <w:rPr>
+          <w:b/>
+          <w:bCs/>
+        </w:rPr>
+        <w:t xml:space="preserve">Invite to Meet Again </w:t>
+      </w:r>
+      <w:r>
+        <w:rPr>
+          <w:b/>
+          <w:bCs/>
+        </w:rPr>
+        <w:br/>
+        <w:t>King: Say the line to meet again.</w:t>
+      </w:r>
+      <w:r>
+        <w:rPr>
+          <w:b/>
+          <w:bCs/>
+        </w:rPr>
+        <w:br/>
+        <w:t>Student: Can we meet again.</w:t>
+      </w:r>
+      <w:r>
+        <w:rPr>
+          <w:b/>
+          <w:bCs/>
+        </w:rPr>
+        <w:br/>
+        <w:t>King: Yes, we shall meet next week.</w:t>
+      </w:r>
+    </w:p>
+    <w:p>
+      <w:pPr>
+        <w:numPr>
+          <w:ilvl w:val="0"/>
+          <w:numId w:val="13"/>
+        </w:numPr>
+        <w:rPr>
+          <w:b/>
+          <w:bCs/>
+        </w:rPr>
+      </w:pPr>
+      <w:r>
+        <w:rPr>
+          <w:b/>
+          <w:bCs/>
+        </w:rPr>
+        <w:t xml:space="preserve">Correcting Pronunciation Play </w:t>
+      </w:r>
+      <w:r>
+        <w:rPr>
+          <w:b/>
+          <w:bCs/>
+        </w:rPr>
+        <w:br/>
+        <w:t>King: Try the word slowly, subject: teacher.</w:t>
+      </w:r>
+      <w:r>
+        <w:rPr>
+          <w:b/>
+          <w:bCs/>
+        </w:rPr>
+        <w:br/>
+        <w:t>Student: Tea-</w:t>
+      </w:r>
+      <w:proofErr w:type="spellStart"/>
+      <w:r>
+        <w:rPr>
+          <w:b/>
+          <w:bCs/>
+        </w:rPr>
+        <w:t>cher</w:t>
+      </w:r>
+      <w:proofErr w:type="spellEnd"/>
+      <w:r>
+        <w:rPr>
+          <w:b/>
+          <w:bCs/>
+        </w:rPr>
+        <w:t>.</w:t>
+      </w:r>
+      <w:r>
+        <w:rPr>
+          <w:b/>
+          <w:bCs/>
+        </w:rPr>
+        <w:br/>
+        <w:t>King: Stronger on the first beat, like a drum.</w:t>
+      </w:r>
+    </w:p>
+    <w:p>
+      <w:pPr>
+        <w:numPr>
+          <w:ilvl w:val="0"/>
+          <w:numId w:val="13"/>
+        </w:numPr>
+        <w:rPr>
+          <w:b/>
+          <w:bCs/>
+        </w:rPr>
+      </w:pPr>
+      <w:r>
+        <w:rPr>
+          <w:b/>
+          <w:bCs/>
+        </w:rPr>
+        <w:t xml:space="preserve">Polite Request Practice </w:t>
+      </w:r>
+      <w:r>
+        <w:rPr>
+          <w:b/>
+          <w:bCs/>
+        </w:rPr>
+        <w:br/>
+        <w:t>Student: Excuse me, can I sit here.</w:t>
+      </w:r>
+      <w:r>
+        <w:rPr>
+          <w:b/>
+          <w:bCs/>
+        </w:rPr>
+        <w:br/>
+        <w:t>King: Use your voice like a flag: Excuse me, can I sit here.</w:t>
+      </w:r>
+      <w:r>
+        <w:rPr>
+          <w:b/>
+          <w:bCs/>
+        </w:rPr>
+        <w:br/>
+        <w:t>Student: Excuse me, can I sit here.</w:t>
+      </w:r>
+    </w:p>
+    <w:p>
+      <w:pPr>
+        <w:numPr>
+          <w:ilvl w:val="0"/>
+          <w:numId w:val="13"/>
+        </w:numPr>
+        <w:rPr>
+          <w:b/>
+          <w:bCs/>
+        </w:rPr>
+      </w:pPr>
+      <w:r>
+        <w:rPr>
+          <w:b/>
+          <w:bCs/>
+        </w:rPr>
+        <w:lastRenderedPageBreak/>
+        <w:t xml:space="preserve">Goodbye and Follow Up </w:t>
+      </w:r>
+      <w:r>
+        <w:rPr>
+          <w:b/>
+          <w:bCs/>
+        </w:rPr>
+        <w:br/>
+        <w:t>King: End the scene like a ruler.</w:t>
+      </w:r>
+      <w:r>
+        <w:rPr>
+          <w:b/>
+          <w:bCs/>
+        </w:rPr>
+        <w:br/>
+        <w:t>Student: It was nice to meet you. Goodbye.</w:t>
+      </w:r>
+      <w:r>
+        <w:rPr>
+          <w:b/>
+          <w:bCs/>
+        </w:rPr>
+        <w:br/>
+        <w:t>King: It was a pleasure, farewell.</w:t>
+      </w:r>
+    </w:p>
+    <w:p>
+      <w:pPr>
+        <w:rPr>
+          <w:b/>
+          <w:bCs/>
+        </w:rPr>
+      </w:pPr>
+      <w:r>
+        <w:rPr>
+          <w:b/>
+          <w:bCs/>
+        </w:rPr>
+        <w:pict w14:anchorId="7215E06F">
+          <v:rect id="_x0000_i1041" style="width:0;height:1.5pt" o:hralign="center" o:hrstd="t" o:hr="t" fillcolor="#a0a0a0" stroked="f"/>
+        </w:pict>
       </w:r>
     </w:p>
     <w:p/>
@@ -1127,6 +1993,268 @@
     </w:lvl>
   </w:abstractNum>
   <w:abstractNum w:abstractNumId="6" w15:restartNumberingAfterBreak="0">
+    <w:nsid w:val="5C7070F0"/>
+    <w:multiLevelType w:val="multilevel"/>
+    <w:tmpl w:val="F1806898"/>
+    <w:lvl w:ilvl="0">
+      <w:start w:val="1"/>
+      <w:numFmt w:val="decimal"/>
+      <w:lvlText w:val="%1."/>
+      <w:lvlJc w:val="left"/>
+      <w:pPr>
+        <w:tabs>
+          <w:tab w:val="num" w:pos="720"/>
+        </w:tabs>
+        <w:ind w:left="720" w:hanging="360"/>
+      </w:pPr>
+    </w:lvl>
+    <w:lvl w:ilvl="1" w:tentative="1">
+      <w:start w:val="1"/>
+      <w:numFmt w:val="decimal"/>
+      <w:lvlText w:val="%2."/>
+      <w:lvlJc w:val="left"/>
+      <w:pPr>
+        <w:tabs>
+          <w:tab w:val="num" w:pos="1440"/>
+        </w:tabs>
+        <w:ind w:left="1440" w:hanging="360"/>
+      </w:pPr>
+    </w:lvl>
+    <w:lvl w:ilvl="2" w:tentative="1">
+      <w:start w:val="1"/>
+      <w:numFmt w:val="decimal"/>
+      <w:lvlText w:val="%3."/>
+      <w:lvlJc w:val="left"/>
+      <w:pPr>
+        <w:tabs>
+          <w:tab w:val="num" w:pos="2160"/>
+        </w:tabs>
+        <w:ind w:left="2160" w:hanging="360"/>
+      </w:pPr>
+    </w:lvl>
+    <w:lvl w:ilvl="3" w:tentative="1">
+      <w:start w:val="1"/>
+      <w:numFmt w:val="decimal"/>
+      <w:lvlText w:val="%4."/>
+      <w:lvlJc w:val="left"/>
+      <w:pPr>
+        <w:tabs>
+          <w:tab w:val="num" w:pos="2880"/>
+        </w:tabs>
+        <w:ind w:left="2880" w:hanging="360"/>
+      </w:pPr>
+    </w:lvl>
+    <w:lvl w:ilvl="4" w:tentative="1">
+      <w:start w:val="1"/>
+      <w:numFmt w:val="decimal"/>
+      <w:lvlText w:val="%5."/>
+      <w:lvlJc w:val="left"/>
+      <w:pPr>
+        <w:tabs>
+          <w:tab w:val="num" w:pos="3600"/>
+        </w:tabs>
+        <w:ind w:left="3600" w:hanging="360"/>
+      </w:pPr>
+    </w:lvl>
+    <w:lvl w:ilvl="5" w:tentative="1">
+      <w:start w:val="1"/>
+      <w:numFmt w:val="decimal"/>
+      <w:lvlText w:val="%6."/>
+      <w:lvlJc w:val="left"/>
+      <w:pPr>
+        <w:tabs>
+          <w:tab w:val="num" w:pos="4320"/>
+        </w:tabs>
+        <w:ind w:left="4320" w:hanging="360"/>
+      </w:pPr>
+    </w:lvl>
+    <w:lvl w:ilvl="6" w:tentative="1">
+      <w:start w:val="1"/>
+      <w:numFmt w:val="decimal"/>
+      <w:lvlText w:val="%7."/>
+      <w:lvlJc w:val="left"/>
+      <w:pPr>
+        <w:tabs>
+          <w:tab w:val="num" w:pos="5040"/>
+        </w:tabs>
+        <w:ind w:left="5040" w:hanging="360"/>
+      </w:pPr>
+    </w:lvl>
+    <w:lvl w:ilvl="7" w:tentative="1">
+      <w:start w:val="1"/>
+      <w:numFmt w:val="decimal"/>
+      <w:lvlText w:val="%8."/>
+      <w:lvlJc w:val="left"/>
+      <w:pPr>
+        <w:tabs>
+          <w:tab w:val="num" w:pos="5760"/>
+        </w:tabs>
+        <w:ind w:left="5760" w:hanging="360"/>
+      </w:pPr>
+    </w:lvl>
+    <w:lvl w:ilvl="8" w:tentative="1">
+      <w:start w:val="1"/>
+      <w:numFmt w:val="decimal"/>
+      <w:lvlText w:val="%9."/>
+      <w:lvlJc w:val="left"/>
+      <w:pPr>
+        <w:tabs>
+          <w:tab w:val="num" w:pos="6480"/>
+        </w:tabs>
+        <w:ind w:left="6480" w:hanging="360"/>
+      </w:pPr>
+    </w:lvl>
+  </w:abstractNum>
+  <w:abstractNum w:abstractNumId="7" w15:restartNumberingAfterBreak="0">
+    <w:nsid w:val="62E239C2"/>
+    <w:multiLevelType w:val="multilevel"/>
+    <w:tmpl w:val="E8B857D0"/>
+    <w:lvl w:ilvl="0">
+      <w:start w:val="1"/>
+      <w:numFmt w:val="bullet"/>
+      <w:lvlText w:val=""/>
+      <w:lvlJc w:val="left"/>
+      <w:pPr>
+        <w:tabs>
+          <w:tab w:val="num" w:pos="720"/>
+        </w:tabs>
+        <w:ind w:left="720" w:hanging="360"/>
+      </w:pPr>
+      <w:rPr>
+        <w:rFonts w:ascii="Symbol" w:hAnsi="Symbol" w:hint="default"/>
+        <w:sz w:val="20"/>
+      </w:rPr>
+    </w:lvl>
+    <w:lvl w:ilvl="1" w:tentative="1">
+      <w:start w:val="1"/>
+      <w:numFmt w:val="bullet"/>
+      <w:lvlText w:val="o"/>
+      <w:lvlJc w:val="left"/>
+      <w:pPr>
+        <w:tabs>
+          <w:tab w:val="num" w:pos="1440"/>
+        </w:tabs>
+        <w:ind w:left="1440" w:hanging="360"/>
+      </w:pPr>
+      <w:rPr>
+        <w:rFonts w:ascii="Courier New" w:hAnsi="Courier New" w:hint="default"/>
+        <w:sz w:val="20"/>
+      </w:rPr>
+    </w:lvl>
+    <w:lvl w:ilvl="2" w:tentative="1">
+      <w:start w:val="1"/>
+      <w:numFmt w:val="bullet"/>
+      <w:lvlText w:val=""/>
+      <w:lvlJc w:val="left"/>
+      <w:pPr>
+        <w:tabs>
+          <w:tab w:val="num" w:pos="2160"/>
+        </w:tabs>
+        <w:ind w:left="2160" w:hanging="360"/>
+      </w:pPr>
+      <w:rPr>
+        <w:rFonts w:ascii="Wingdings" w:hAnsi="Wingdings" w:hint="default"/>
+        <w:sz w:val="20"/>
+      </w:rPr>
+    </w:lvl>
+    <w:lvl w:ilvl="3" w:tentative="1">
+      <w:start w:val="1"/>
+      <w:numFmt w:val="bullet"/>
+      <w:lvlText w:val=""/>
+      <w:lvlJc w:val="left"/>
+      <w:pPr>
+        <w:tabs>
+          <w:tab w:val="num" w:pos="2880"/>
+        </w:tabs>
+        <w:ind w:left="2880" w:hanging="360"/>
+      </w:pPr>
+      <w:rPr>
+        <w:rFonts w:ascii="Wingdings" w:hAnsi="Wingdings" w:hint="default"/>
+        <w:sz w:val="20"/>
+      </w:rPr>
+    </w:lvl>
+    <w:lvl w:ilvl="4" w:tentative="1">
+      <w:start w:val="1"/>
+      <w:numFmt w:val="bullet"/>
+      <w:lvlText w:val=""/>
+      <w:lvlJc w:val="left"/>
+      <w:pPr>
+        <w:tabs>
+          <w:tab w:val="num" w:pos="3600"/>
+        </w:tabs>
+        <w:ind w:left="3600" w:hanging="360"/>
+      </w:pPr>
+      <w:rPr>
+        <w:rFonts w:ascii="Wingdings" w:hAnsi="Wingdings" w:hint="default"/>
+        <w:sz w:val="20"/>
+      </w:rPr>
+    </w:lvl>
+    <w:lvl w:ilvl="5" w:tentative="1">
+      <w:start w:val="1"/>
+      <w:numFmt w:val="bullet"/>
+      <w:lvlText w:val=""/>
+      <w:lvlJc w:val="left"/>
+      <w:pPr>
+        <w:tabs>
+          <w:tab w:val="num" w:pos="4320"/>
+        </w:tabs>
+        <w:ind w:left="4320" w:hanging="360"/>
+      </w:pPr>
+      <w:rPr>
+        <w:rFonts w:ascii="Wingdings" w:hAnsi="Wingdings" w:hint="default"/>
+        <w:sz w:val="20"/>
+      </w:rPr>
+    </w:lvl>
+    <w:lvl w:ilvl="6" w:tentative="1">
+      <w:start w:val="1"/>
+      <w:numFmt w:val="bullet"/>
+      <w:lvlText w:val=""/>
+      <w:lvlJc w:val="left"/>
+      <w:pPr>
+        <w:tabs>
+          <w:tab w:val="num" w:pos="5040"/>
+        </w:tabs>
+        <w:ind w:left="5040" w:hanging="360"/>
+      </w:pPr>
+      <w:rPr>
+        <w:rFonts w:ascii="Wingdings" w:hAnsi="Wingdings" w:hint="default"/>
+        <w:sz w:val="20"/>
+      </w:rPr>
+    </w:lvl>
+    <w:lvl w:ilvl="7" w:tentative="1">
+      <w:start w:val="1"/>
+      <w:numFmt w:val="bullet"/>
+      <w:lvlText w:val=""/>
+      <w:lvlJc w:val="left"/>
+      <w:pPr>
+        <w:tabs>
+          <w:tab w:val="num" w:pos="5760"/>
+        </w:tabs>
+        <w:ind w:left="5760" w:hanging="360"/>
+      </w:pPr>
+      <w:rPr>
+        <w:rFonts w:ascii="Wingdings" w:hAnsi="Wingdings" w:hint="default"/>
+        <w:sz w:val="20"/>
+      </w:rPr>
+    </w:lvl>
+    <w:lvl w:ilvl="8" w:tentative="1">
+      <w:start w:val="1"/>
+      <w:numFmt w:val="bullet"/>
+      <w:lvlText w:val=""/>
+      <w:lvlJc w:val="left"/>
+      <w:pPr>
+        <w:tabs>
+          <w:tab w:val="num" w:pos="6480"/>
+        </w:tabs>
+        <w:ind w:left="6480" w:hanging="360"/>
+      </w:pPr>
+      <w:rPr>
+        <w:rFonts w:ascii="Wingdings" w:hAnsi="Wingdings" w:hint="default"/>
+        <w:sz w:val="20"/>
+      </w:rPr>
+    </w:lvl>
+  </w:abstractNum>
+  <w:abstractNum w:abstractNumId="8" w15:restartNumberingAfterBreak="0">
     <w:nsid w:val="68647F9A"/>
     <w:multiLevelType w:val="multilevel"/>
     <w:tmpl w:val="2AF69600"/>
@@ -1239,7 +2367,7 @@
       </w:pPr>
     </w:lvl>
   </w:abstractNum>
-  <w:abstractNum w:abstractNumId="7" w15:restartNumberingAfterBreak="0">
+  <w:abstractNum w:abstractNumId="9" w15:restartNumberingAfterBreak="0">
     <w:nsid w:val="6875113E"/>
     <w:multiLevelType w:val="multilevel"/>
     <w:tmpl w:val="6C1856B2"/>
@@ -1352,7 +2480,7 @@
       </w:pPr>
     </w:lvl>
   </w:abstractNum>
-  <w:abstractNum w:abstractNumId="8" w15:restartNumberingAfterBreak="0">
+  <w:abstractNum w:abstractNumId="10" w15:restartNumberingAfterBreak="0">
     <w:nsid w:val="6DA5125B"/>
     <w:multiLevelType w:val="multilevel"/>
     <w:tmpl w:val="9B5A40E0"/>
@@ -1484,10 +2612,10 @@
     <w:abstractNumId w:val="5"/>
   </w:num>
   <w:num w:numId="7" w16cid:durableId="642202803">
-    <w:abstractNumId w:val="8"/>
+    <w:abstractNumId w:val="10"/>
   </w:num>
   <w:num w:numId="8" w16cid:durableId="688335319">
-    <w:abstractNumId w:val="7"/>
+    <w:abstractNumId w:val="9"/>
   </w:num>
   <w:num w:numId="9" w16cid:durableId="1644650589">
     <w:abstractNumId w:val="2"/>
@@ -1496,10 +2624,16 @@
     <w:abstractNumId w:val="4"/>
   </w:num>
   <w:num w:numId="11" w16cid:durableId="323244571">
-    <w:abstractNumId w:val="6"/>
+    <w:abstractNumId w:val="8"/>
   </w:num>
   <w:num w:numId="12" w16cid:durableId="1051154799">
     <w:abstractNumId w:val="1"/>
+  </w:num>
+  <w:num w:numId="13" w16cid:durableId="1926572543">
+    <w:abstractNumId w:val="6"/>
+  </w:num>
+  <w:num w:numId="14" w16cid:durableId="679895395">
+    <w:abstractNumId w:val="7"/>
   </w:num>
 </w:numbering>
 </file>
